--- a/哈迪斯2拆解.docx
+++ b/哈迪斯2拆解.docx
@@ -325,7 +325,7 @@
           <w:i w:val="0"/>
           <w:sz w:val="21"/>
         </w:rPr>
-        <w:t>战斗系统以「武器模组 × 祝福」的构筑玩法为基础，加入「巫咒」</w:t>
+        <w:t>战斗</w:t>
       </w:r>
       <w:r>
         <w:rPr>
@@ -335,7 +335,7 @@
           <w:sz w:val="21"/>
           <w:lang w:val="en-US" w:eastAsia="zh-CN"/>
         </w:rPr>
-        <w:t>在一定程度上</w:t>
+        <w:t>玩法</w:t>
       </w:r>
       <w:r>
         <w:rPr>
@@ -344,7 +344,7 @@
           <w:i w:val="0"/>
           <w:sz w:val="21"/>
         </w:rPr>
-        <w:t>拓展</w:t>
+        <w:t>以「武器模组 × 祝福」的构筑玩法为基础，加入「巫咒」拓展</w:t>
       </w:r>
       <w:r>
         <w:rPr>
@@ -907,11 +907,11 @@
         <w:spacing w:before="40" w:after="80" w:line="372" w:lineRule="auto"/>
         <w:ind w:firstLine="420"/>
         <w:rPr>
-          <w:rFonts w:hint="eastAsia" w:eastAsia="微软雅黑"/>
+          <w:rFonts w:ascii="微软雅黑" w:hAnsi="微软雅黑" w:eastAsia="微软雅黑"/>
           <w:b w:val="0"/>
           <w:i w:val="0"/>
+          <w:color w:val="4B5563"/>
           <w:sz w:val="21"/>
-          <w:lang w:val="en-US" w:eastAsia="zh-CN"/>
         </w:rPr>
       </w:pPr>
       <w:r>
@@ -1040,16 +1040,11 @@
         </w:rPr>
         <w:t>带来 build 构筑的成就感。</w:t>
       </w:r>
-      <w:r>
-        <w:rPr>
-          <w:rFonts w:ascii="微软雅黑" w:hAnsi="微软雅黑" w:eastAsia="微软雅黑"/>
-          <w:b w:val="0"/>
-          <w:i w:val="0"/>
-          <w:sz w:val="21"/>
-        </w:rPr>
-        <w:br w:type="textWrapping"/>
-      </w:r>
-      <w:r>
+    </w:p>
+    <w:p>
+      <w:pPr>
+        <w:spacing w:before="40" w:after="80" w:line="372" w:lineRule="auto"/>
+        <w:ind w:firstLine="420"/>
         <w:rPr>
           <w:rFonts w:hint="eastAsia" w:eastAsia="微软雅黑"/>
           <w:b w:val="0"/>
@@ -1057,8 +1052,7 @@
           <w:sz w:val="21"/>
           <w:lang w:val="en-US" w:eastAsia="zh-CN"/>
         </w:rPr>
-        <w:t>法阵和蓄力动作作为本作的两个特色设计，特别强调了【控制】和即时判断的重要性：</w:t>
-      </w:r>
+      </w:pPr>
       <w:r>
         <w:rPr>
           <w:rFonts w:hint="eastAsia" w:eastAsia="微软雅黑"/>
@@ -1067,7 +1061,7 @@
           <w:sz w:val="21"/>
           <w:lang w:val="en-US" w:eastAsia="zh-CN"/>
         </w:rPr>
-        <w:br w:type="textWrapping"/>
+        <w:t>法阵和蓄力动作作为本作的两个特色设计，特别强调了【控制】和即时判断的重要性：</w:t>
       </w:r>
       <w:r>
         <w:rPr>
@@ -1077,7 +1071,7 @@
           <w:sz w:val="21"/>
           <w:lang w:val="en-US" w:eastAsia="zh-CN"/>
         </w:rPr>
-        <w:t>1.动作模组上：加入了蓄力技能的设计，不少武器模组的核心机制也是围绕蓄力动作设计</w:t>
+        <w:br w:type="textWrapping"/>
       </w:r>
       <w:r>
         <w:rPr>
@@ -1087,7 +1081,7 @@
           <w:sz w:val="21"/>
           <w:lang w:val="en-US" w:eastAsia="zh-CN"/>
         </w:rPr>
-        <w:br w:type="textWrapping"/>
+        <w:t>1.动作模组上：加入了蓄力技能，不少武器模组的核心机制也是围绕蓄力动作设计</w:t>
       </w:r>
       <w:r>
         <w:rPr>
@@ -1097,6 +1091,16 @@
           <w:sz w:val="21"/>
           <w:lang w:val="en-US" w:eastAsia="zh-CN"/>
         </w:rPr>
+        <w:br w:type="textWrapping"/>
+      </w:r>
+      <w:r>
+        <w:rPr>
+          <w:rFonts w:hint="eastAsia" w:eastAsia="微软雅黑"/>
+          <w:b w:val="0"/>
+          <w:i w:val="0"/>
+          <w:sz w:val="21"/>
+          <w:lang w:val="en-US" w:eastAsia="zh-CN"/>
+        </w:rPr>
         <w:t>2.敌人设计上：存在许多突进位移、高攻击欲望的敌人</w:t>
       </w:r>
     </w:p>
@@ -1120,7 +1124,7 @@
           <w:sz w:val="21"/>
           <w:lang w:val="en-US" w:eastAsia="zh-CN"/>
         </w:rPr>
-        <w:t>蓄力动作带来高收益的同时，也有着无法移动导致受击的风险，这就要求玩家运用法阵的控制效果进行化解，并在更安全的时机释放蓄力动作。这一设计在战斗玩法基础易懂的前提下，也很好地丰富了战斗玩法的多样性，也能够借此引入转为蓄力技能设计的构筑玩法，既没有抬高上手门槛，又在动作层面和肉鸽层面都起到了很强的拓展作用</w:t>
+        <w:t>蓄力动作带来高收益的同时，也有着无法移动导致受击的风险，这就要求玩家运用法阵的控制效果进行化解，并在更安全的时机释放蓄力动作。这一设计在战斗玩法基础易懂的前提下，也很好地丰富了战斗玩法的多样性，也能够借此引入为蓄力技能设计的构筑玩法，既没有抬高上手门槛，又在动作层面和肉鸽层面都起到了很强的拓展作用</w:t>
       </w:r>
     </w:p>
     <w:p>
@@ -2308,7 +2312,18 @@
           <w:i w:val="0"/>
           <w:sz w:val="21"/>
         </w:rPr>
-        <w:t>单个祝福的效果都较为简单，build 的强度依托于武器的作战方式和祝福触发机制的相性</w:t>
+        <w:t>单个祝福的效果都较为简单，build 的强度依托于武器的作战</w:t>
+      </w:r>
+      <w:bookmarkStart w:id="0" w:name="_GoBack"/>
+      <w:bookmarkEnd w:id="0"/>
+      <w:r>
+        <w:rPr>
+          <w:rFonts w:ascii="微软雅黑" w:hAnsi="微软雅黑" w:eastAsia="微软雅黑"/>
+          <w:b w:val="0"/>
+          <w:i w:val="0"/>
+          <w:sz w:val="21"/>
+        </w:rPr>
+        <w:t>方式和祝福触发机制的相性</w:t>
       </w:r>
       <w:r>
         <w:rPr>
@@ -2639,8 +2654,6 @@
           <w:lang w:val="en-US" w:eastAsia="zh-CN"/>
         </w:rPr>
       </w:pPr>
-      <w:bookmarkStart w:id="0" w:name="_GoBack"/>
-      <w:bookmarkEnd w:id="0"/>
       <w:r>
         <w:rPr>
           <w:rFonts w:hint="eastAsia" w:eastAsia="微软雅黑"/>
@@ -2766,14 +2779,6 @@
         <w:gridCol w:w="4706"/>
       </w:tblGrid>
       <w:tr>
-        <w:tblPrEx>
-          <w:tblCellMar>
-            <w:top w:w="0" w:type="dxa"/>
-            <w:left w:w="108" w:type="dxa"/>
-            <w:bottom w:w="0" w:type="dxa"/>
-            <w:right w:w="108" w:type="dxa"/>
-          </w:tblCellMar>
-        </w:tblPrEx>
         <w:trPr>
           <w:jc w:val="center"/>
         </w:trPr>
@@ -3549,7 +3554,7 @@
     <w:lsdException w:qFormat="1" w:uiPriority="99" w:semiHidden="0" w:name="List Bullet"/>
     <w:lsdException w:qFormat="1" w:uiPriority="99" w:semiHidden="0" w:name="List Number"/>
     <w:lsdException w:uiPriority="99" w:semiHidden="0" w:name="List 2"/>
-    <w:lsdException w:uiPriority="99" w:semiHidden="0" w:name="List 3"/>
+    <w:lsdException w:qFormat="1" w:uiPriority="99" w:semiHidden="0" w:name="List 3"/>
     <w:lsdException w:uiPriority="99" w:name="List 4"/>
     <w:lsdException w:uiPriority="99" w:name="List 5"/>
     <w:lsdException w:uiPriority="99" w:semiHidden="0" w:name="List Bullet 2"/>
@@ -3653,16 +3658,16 @@
     <w:lsdException w:unhideWhenUsed="0" w:uiPriority="61" w:semiHidden="0" w:name="Light List"/>
     <w:lsdException w:unhideWhenUsed="0" w:uiPriority="62" w:semiHidden="0" w:name="Light Grid"/>
     <w:lsdException w:unhideWhenUsed="0" w:uiPriority="63" w:semiHidden="0" w:name="Medium Shading 1"/>
-    <w:lsdException w:unhideWhenUsed="0" w:uiPriority="64" w:semiHidden="0" w:name="Medium Shading 2"/>
+    <w:lsdException w:qFormat="1" w:unhideWhenUsed="0" w:uiPriority="64" w:semiHidden="0" w:name="Medium Shading 2"/>
     <w:lsdException w:unhideWhenUsed="0" w:uiPriority="65" w:semiHidden="0" w:name="Medium List 1"/>
     <w:lsdException w:unhideWhenUsed="0" w:uiPriority="66" w:semiHidden="0" w:name="Medium List 2"/>
     <w:lsdException w:unhideWhenUsed="0" w:uiPriority="67" w:semiHidden="0" w:name="Medium Grid 1"/>
     <w:lsdException w:unhideWhenUsed="0" w:uiPriority="68" w:semiHidden="0" w:name="Medium Grid 2"/>
     <w:lsdException w:unhideWhenUsed="0" w:uiPriority="69" w:semiHidden="0" w:name="Medium Grid 3"/>
     <w:lsdException w:unhideWhenUsed="0" w:uiPriority="70" w:semiHidden="0" w:name="Dark List"/>
-    <w:lsdException w:unhideWhenUsed="0" w:uiPriority="71" w:semiHidden="0" w:name="Colorful Shading"/>
-    <w:lsdException w:unhideWhenUsed="0" w:uiPriority="72" w:semiHidden="0" w:name="Colorful List"/>
-    <w:lsdException w:unhideWhenUsed="0" w:uiPriority="73" w:semiHidden="0" w:name="Colorful Grid"/>
+    <w:lsdException w:qFormat="1" w:unhideWhenUsed="0" w:uiPriority="71" w:semiHidden="0" w:name="Colorful Shading"/>
+    <w:lsdException w:qFormat="1" w:unhideWhenUsed="0" w:uiPriority="72" w:semiHidden="0" w:name="Colorful List"/>
+    <w:lsdException w:qFormat="1" w:unhideWhenUsed="0" w:uiPriority="73" w:semiHidden="0" w:name="Colorful Grid"/>
     <w:lsdException w:unhideWhenUsed="0" w:uiPriority="60" w:semiHidden="0" w:name="Light Shading Accent 1"/>
     <w:lsdException w:unhideWhenUsed="0" w:uiPriority="61" w:semiHidden="0" w:name="Light List Accent 1"/>
     <w:lsdException w:unhideWhenUsed="0" w:uiPriority="62" w:semiHidden="0" w:name="Light Grid Accent 1"/>
@@ -3677,9 +3682,9 @@
     <w:lsdException w:unhideWhenUsed="0" w:uiPriority="68" w:semiHidden="0" w:name="Medium Grid 2 Accent 1"/>
     <w:lsdException w:unhideWhenUsed="0" w:uiPriority="69" w:semiHidden="0" w:name="Medium Grid 3 Accent 1"/>
     <w:lsdException w:unhideWhenUsed="0" w:uiPriority="70" w:semiHidden="0" w:name="Dark List Accent 1"/>
-    <w:lsdException w:unhideWhenUsed="0" w:uiPriority="71" w:semiHidden="0" w:name="Colorful Shading Accent 1"/>
+    <w:lsdException w:qFormat="1" w:unhideWhenUsed="0" w:uiPriority="71" w:semiHidden="0" w:name="Colorful Shading Accent 1"/>
     <w:lsdException w:unhideWhenUsed="0" w:uiPriority="72" w:semiHidden="0" w:name="Colorful List Accent 1"/>
-    <w:lsdException w:unhideWhenUsed="0" w:uiPriority="73" w:semiHidden="0" w:name="Colorful Grid Accent 1"/>
+    <w:lsdException w:qFormat="1" w:unhideWhenUsed="0" w:uiPriority="73" w:semiHidden="0" w:name="Colorful Grid Accent 1"/>
     <w:lsdException w:unhideWhenUsed="0" w:uiPriority="60" w:semiHidden="0" w:name="Light Shading Accent 2"/>
     <w:lsdException w:unhideWhenUsed="0" w:uiPriority="61" w:semiHidden="0" w:name="Light List Accent 2"/>
     <w:lsdException w:unhideWhenUsed="0" w:uiPriority="62" w:semiHidden="0" w:name="Light Grid Accent 2"/>
@@ -3691,65 +3696,65 @@
     <w:lsdException w:unhideWhenUsed="0" w:uiPriority="68" w:semiHidden="0" w:name="Medium Grid 2 Accent 2"/>
     <w:lsdException w:unhideWhenUsed="0" w:uiPriority="69" w:semiHidden="0" w:name="Medium Grid 3 Accent 2"/>
     <w:lsdException w:unhideWhenUsed="0" w:uiPriority="70" w:semiHidden="0" w:name="Dark List Accent 2"/>
-    <w:lsdException w:unhideWhenUsed="0" w:uiPriority="71" w:semiHidden="0" w:name="Colorful Shading Accent 2"/>
-    <w:lsdException w:unhideWhenUsed="0" w:uiPriority="72" w:semiHidden="0" w:name="Colorful List Accent 2"/>
-    <w:lsdException w:unhideWhenUsed="0" w:uiPriority="73" w:semiHidden="0" w:name="Colorful Grid Accent 2"/>
+    <w:lsdException w:qFormat="1" w:unhideWhenUsed="0" w:uiPriority="71" w:semiHidden="0" w:name="Colorful Shading Accent 2"/>
+    <w:lsdException w:qFormat="1" w:unhideWhenUsed="0" w:uiPriority="72" w:semiHidden="0" w:name="Colorful List Accent 2"/>
+    <w:lsdException w:qFormat="1" w:unhideWhenUsed="0" w:uiPriority="73" w:semiHidden="0" w:name="Colorful Grid Accent 2"/>
     <w:lsdException w:unhideWhenUsed="0" w:uiPriority="60" w:semiHidden="0" w:name="Light Shading Accent 3"/>
     <w:lsdException w:unhideWhenUsed="0" w:uiPriority="61" w:semiHidden="0" w:name="Light List Accent 3"/>
     <w:lsdException w:unhideWhenUsed="0" w:uiPriority="62" w:semiHidden="0" w:name="Light Grid Accent 3"/>
-    <w:lsdException w:unhideWhenUsed="0" w:uiPriority="63" w:semiHidden="0" w:name="Medium Shading 1 Accent 3"/>
+    <w:lsdException w:qFormat="1" w:unhideWhenUsed="0" w:uiPriority="63" w:semiHidden="0" w:name="Medium Shading 1 Accent 3"/>
     <w:lsdException w:unhideWhenUsed="0" w:uiPriority="64" w:semiHidden="0" w:name="Medium Shading 2 Accent 3"/>
     <w:lsdException w:unhideWhenUsed="0" w:uiPriority="65" w:semiHidden="0" w:name="Medium List 1 Accent 3"/>
     <w:lsdException w:unhideWhenUsed="0" w:uiPriority="66" w:semiHidden="0" w:name="Medium List 2 Accent 3"/>
     <w:lsdException w:unhideWhenUsed="0" w:uiPriority="67" w:semiHidden="0" w:name="Medium Grid 1 Accent 3"/>
     <w:lsdException w:unhideWhenUsed="0" w:uiPriority="68" w:semiHidden="0" w:name="Medium Grid 2 Accent 3"/>
     <w:lsdException w:unhideWhenUsed="0" w:uiPriority="69" w:semiHidden="0" w:name="Medium Grid 3 Accent 3"/>
-    <w:lsdException w:unhideWhenUsed="0" w:uiPriority="70" w:semiHidden="0" w:name="Dark List Accent 3"/>
-    <w:lsdException w:unhideWhenUsed="0" w:uiPriority="71" w:semiHidden="0" w:name="Colorful Shading Accent 3"/>
-    <w:lsdException w:unhideWhenUsed="0" w:uiPriority="72" w:semiHidden="0" w:name="Colorful List Accent 3"/>
+    <w:lsdException w:qFormat="1" w:unhideWhenUsed="0" w:uiPriority="70" w:semiHidden="0" w:name="Dark List Accent 3"/>
+    <w:lsdException w:qFormat="1" w:unhideWhenUsed="0" w:uiPriority="71" w:semiHidden="0" w:name="Colorful Shading Accent 3"/>
+    <w:lsdException w:qFormat="1" w:unhideWhenUsed="0" w:uiPriority="72" w:semiHidden="0" w:name="Colorful List Accent 3"/>
     <w:lsdException w:qFormat="1" w:unhideWhenUsed="0" w:uiPriority="73" w:semiHidden="0" w:name="Colorful Grid Accent 3"/>
     <w:lsdException w:unhideWhenUsed="0" w:uiPriority="60" w:semiHidden="0" w:name="Light Shading Accent 4"/>
     <w:lsdException w:unhideWhenUsed="0" w:uiPriority="61" w:semiHidden="0" w:name="Light List Accent 4"/>
     <w:lsdException w:unhideWhenUsed="0" w:uiPriority="62" w:semiHidden="0" w:name="Light Grid Accent 4"/>
     <w:lsdException w:unhideWhenUsed="0" w:uiPriority="63" w:semiHidden="0" w:name="Medium Shading 1 Accent 4"/>
     <w:lsdException w:unhideWhenUsed="0" w:uiPriority="64" w:semiHidden="0" w:name="Medium Shading 2 Accent 4"/>
-    <w:lsdException w:unhideWhenUsed="0" w:uiPriority="65" w:semiHidden="0" w:name="Medium List 1 Accent 4"/>
+    <w:lsdException w:qFormat="1" w:unhideWhenUsed="0" w:uiPriority="65" w:semiHidden="0" w:name="Medium List 1 Accent 4"/>
     <w:lsdException w:unhideWhenUsed="0" w:uiPriority="66" w:semiHidden="0" w:name="Medium List 2 Accent 4"/>
     <w:lsdException w:unhideWhenUsed="0" w:uiPriority="67" w:semiHidden="0" w:name="Medium Grid 1 Accent 4"/>
     <w:lsdException w:unhideWhenUsed="0" w:uiPriority="68" w:semiHidden="0" w:name="Medium Grid 2 Accent 4"/>
     <w:lsdException w:unhideWhenUsed="0" w:uiPriority="69" w:semiHidden="0" w:name="Medium Grid 3 Accent 4"/>
     <w:lsdException w:unhideWhenUsed="0" w:uiPriority="70" w:semiHidden="0" w:name="Dark List Accent 4"/>
-    <w:lsdException w:unhideWhenUsed="0" w:uiPriority="71" w:semiHidden="0" w:name="Colorful Shading Accent 4"/>
+    <w:lsdException w:qFormat="1" w:unhideWhenUsed="0" w:uiPriority="71" w:semiHidden="0" w:name="Colorful Shading Accent 4"/>
     <w:lsdException w:unhideWhenUsed="0" w:uiPriority="72" w:semiHidden="0" w:name="Colorful List Accent 4"/>
-    <w:lsdException w:unhideWhenUsed="0" w:uiPriority="73" w:semiHidden="0" w:name="Colorful Grid Accent 4"/>
+    <w:lsdException w:qFormat="1" w:unhideWhenUsed="0" w:uiPriority="73" w:semiHidden="0" w:name="Colorful Grid Accent 4"/>
     <w:lsdException w:unhideWhenUsed="0" w:uiPriority="60" w:semiHidden="0" w:name="Light Shading Accent 5"/>
     <w:lsdException w:unhideWhenUsed="0" w:uiPriority="61" w:semiHidden="0" w:name="Light List Accent 5"/>
     <w:lsdException w:unhideWhenUsed="0" w:uiPriority="62" w:semiHidden="0" w:name="Light Grid Accent 5"/>
-    <w:lsdException w:unhideWhenUsed="0" w:uiPriority="63" w:semiHidden="0" w:name="Medium Shading 1 Accent 5"/>
+    <w:lsdException w:qFormat="1" w:unhideWhenUsed="0" w:uiPriority="63" w:semiHidden="0" w:name="Medium Shading 1 Accent 5"/>
     <w:lsdException w:unhideWhenUsed="0" w:uiPriority="64" w:semiHidden="0" w:name="Medium Shading 2 Accent 5"/>
     <w:lsdException w:unhideWhenUsed="0" w:uiPriority="65" w:semiHidden="0" w:name="Medium List 1 Accent 5"/>
     <w:lsdException w:unhideWhenUsed="0" w:uiPriority="66" w:semiHidden="0" w:name="Medium List 2 Accent 5"/>
     <w:lsdException w:unhideWhenUsed="0" w:uiPriority="67" w:semiHidden="0" w:name="Medium Grid 1 Accent 5"/>
     <w:lsdException w:unhideWhenUsed="0" w:uiPriority="68" w:semiHidden="0" w:name="Medium Grid 2 Accent 5"/>
     <w:lsdException w:unhideWhenUsed="0" w:uiPriority="69" w:semiHidden="0" w:name="Medium Grid 3 Accent 5"/>
-    <w:lsdException w:unhideWhenUsed="0" w:uiPriority="70" w:semiHidden="0" w:name="Dark List Accent 5"/>
-    <w:lsdException w:unhideWhenUsed="0" w:uiPriority="71" w:semiHidden="0" w:name="Colorful Shading Accent 5"/>
-    <w:lsdException w:unhideWhenUsed="0" w:uiPriority="72" w:semiHidden="0" w:name="Colorful List Accent 5"/>
-    <w:lsdException w:unhideWhenUsed="0" w:uiPriority="73" w:semiHidden="0" w:name="Colorful Grid Accent 5"/>
+    <w:lsdException w:qFormat="1" w:unhideWhenUsed="0" w:uiPriority="70" w:semiHidden="0" w:name="Dark List Accent 5"/>
+    <w:lsdException w:qFormat="1" w:unhideWhenUsed="0" w:uiPriority="71" w:semiHidden="0" w:name="Colorful Shading Accent 5"/>
+    <w:lsdException w:qFormat="1" w:unhideWhenUsed="0" w:uiPriority="72" w:semiHidden="0" w:name="Colorful List Accent 5"/>
+    <w:lsdException w:qFormat="1" w:unhideWhenUsed="0" w:uiPriority="73" w:semiHidden="0" w:name="Colorful Grid Accent 5"/>
     <w:lsdException w:unhideWhenUsed="0" w:uiPriority="60" w:semiHidden="0" w:name="Light Shading Accent 6"/>
     <w:lsdException w:unhideWhenUsed="0" w:uiPriority="61" w:semiHidden="0" w:name="Light List Accent 6"/>
     <w:lsdException w:unhideWhenUsed="0" w:uiPriority="62" w:semiHidden="0" w:name="Light Grid Accent 6"/>
     <w:lsdException w:unhideWhenUsed="0" w:uiPriority="63" w:semiHidden="0" w:name="Medium Shading 1 Accent 6"/>
-    <w:lsdException w:unhideWhenUsed="0" w:uiPriority="64" w:semiHidden="0" w:name="Medium Shading 2 Accent 6"/>
+    <w:lsdException w:qFormat="1" w:unhideWhenUsed="0" w:uiPriority="64" w:semiHidden="0" w:name="Medium Shading 2 Accent 6"/>
     <w:lsdException w:unhideWhenUsed="0" w:uiPriority="65" w:semiHidden="0" w:name="Medium List 1 Accent 6"/>
     <w:lsdException w:unhideWhenUsed="0" w:uiPriority="66" w:semiHidden="0" w:name="Medium List 2 Accent 6"/>
     <w:lsdException w:unhideWhenUsed="0" w:uiPriority="67" w:semiHidden="0" w:name="Medium Grid 1 Accent 6"/>
     <w:lsdException w:unhideWhenUsed="0" w:uiPriority="68" w:semiHidden="0" w:name="Medium Grid 2 Accent 6"/>
     <w:lsdException w:unhideWhenUsed="0" w:uiPriority="69" w:semiHidden="0" w:name="Medium Grid 3 Accent 6"/>
-    <w:lsdException w:unhideWhenUsed="0" w:uiPriority="70" w:semiHidden="0" w:name="Dark List Accent 6"/>
-    <w:lsdException w:unhideWhenUsed="0" w:uiPriority="71" w:semiHidden="0" w:name="Colorful Shading Accent 6"/>
-    <w:lsdException w:unhideWhenUsed="0" w:uiPriority="72" w:semiHidden="0" w:name="Colorful List Accent 6"/>
-    <w:lsdException w:unhideWhenUsed="0" w:uiPriority="73" w:semiHidden="0" w:name="Colorful Grid Accent 6"/>
+    <w:lsdException w:qFormat="1" w:unhideWhenUsed="0" w:uiPriority="70" w:semiHidden="0" w:name="Dark List Accent 6"/>
+    <w:lsdException w:qFormat="1" w:unhideWhenUsed="0" w:uiPriority="71" w:semiHidden="0" w:name="Colorful Shading Accent 6"/>
+    <w:lsdException w:qFormat="1" w:unhideWhenUsed="0" w:uiPriority="72" w:semiHidden="0" w:name="Colorful List Accent 6"/>
+    <w:lsdException w:qFormat="1" w:unhideWhenUsed="0" w:uiPriority="73" w:semiHidden="0" w:name="Colorful Grid Accent 6"/>
   </w:latentStyles>
   <w:style w:type="paragraph" w:default="1" w:styleId="1">
     <w:name w:val="Normal"/>
@@ -4050,6 +4055,7 @@
     <w:name w:val="List 3"/>
     <w:basedOn w:val="1"/>
     <w:unhideWhenUsed/>
+    <w:qFormat/>
     <w:uiPriority w:val="99"/>
     <w:pPr>
       <w:ind w:left="1080" w:hanging="360"/>
@@ -6901,6 +6907,7 @@
   <w:style w:type="table" w:styleId="58">
     <w:name w:val="Medium Shading 1 Accent 3"/>
     <w:basedOn w:val="32"/>
+    <w:qFormat/>
     <w:uiPriority w:val="63"/>
     <w:pPr>
       <w:spacing w:after="0" w:line="240" w:lineRule="auto"/>
@@ -7115,6 +7122,7 @@
   <w:style w:type="table" w:styleId="60">
     <w:name w:val="Medium Shading 1 Accent 5"/>
     <w:basedOn w:val="32"/>
+    <w:qFormat/>
     <w:uiPriority w:val="63"/>
     <w:pPr>
       <w:spacing w:after="0" w:line="240" w:lineRule="auto"/>
@@ -7329,6 +7337,7 @@
   <w:style w:type="table" w:styleId="62">
     <w:name w:val="Medium Shading 2"/>
     <w:basedOn w:val="32"/>
+    <w:qFormat/>
     <w:uiPriority w:val="64"/>
     <w:pPr>
       <w:spacing w:after="0" w:line="240" w:lineRule="auto"/>
@@ -8319,6 +8328,7 @@
   <w:style w:type="table" w:styleId="68">
     <w:name w:val="Medium Shading 2 Accent 6"/>
     <w:basedOn w:val="32"/>
+    <w:qFormat/>
     <w:uiPriority w:val="64"/>
     <w:pPr>
       <w:spacing w:after="0" w:line="240" w:lineRule="auto"/>
@@ -8844,6 +8854,7 @@
   <w:style w:type="table" w:styleId="73">
     <w:name w:val="Medium List 1 Accent 4"/>
     <w:basedOn w:val="32"/>
+    <w:qFormat/>
     <w:uiPriority w:val="65"/>
     <w:pPr>
       <w:spacing w:after="0" w:line="240" w:lineRule="auto"/>
@@ -12966,6 +12977,7 @@
   <w:style w:type="table" w:styleId="107">
     <w:name w:val="Dark List Accent 3"/>
     <w:basedOn w:val="32"/>
+    <w:qFormat/>
     <w:uiPriority w:val="70"/>
     <w:pPr>
       <w:spacing w:after="0" w:line="240" w:lineRule="auto"/>
@@ -13196,6 +13208,7 @@
   <w:style w:type="table" w:styleId="109">
     <w:name w:val="Dark List Accent 5"/>
     <w:basedOn w:val="32"/>
+    <w:qFormat/>
     <w:uiPriority w:val="70"/>
     <w:pPr>
       <w:spacing w:after="0" w:line="240" w:lineRule="auto"/>
@@ -13311,6 +13324,7 @@
   <w:style w:type="table" w:styleId="110">
     <w:name w:val="Dark List Accent 6"/>
     <w:basedOn w:val="32"/>
+    <w:qFormat/>
     <w:uiPriority w:val="70"/>
     <w:pPr>
       <w:spacing w:after="0" w:line="240" w:lineRule="auto"/>
@@ -13426,6 +13440,7 @@
   <w:style w:type="table" w:styleId="111">
     <w:name w:val="Colorful Shading"/>
     <w:basedOn w:val="32"/>
+    <w:qFormat/>
     <w:uiPriority w:val="71"/>
     <w:pPr>
       <w:spacing w:after="0" w:line="240" w:lineRule="auto"/>
@@ -13574,6 +13589,7 @@
   <w:style w:type="table" w:styleId="112">
     <w:name w:val="Colorful Shading Accent 1"/>
     <w:basedOn w:val="32"/>
+    <w:qFormat/>
     <w:uiPriority w:val="71"/>
     <w:pPr>
       <w:spacing w:after="0" w:line="240" w:lineRule="auto"/>
@@ -13722,6 +13738,7 @@
   <w:style w:type="table" w:styleId="113">
     <w:name w:val="Colorful Shading Accent 2"/>
     <w:basedOn w:val="32"/>
+    <w:qFormat/>
     <w:uiPriority w:val="71"/>
     <w:pPr>
       <w:spacing w:after="0" w:line="240" w:lineRule="auto"/>
@@ -13870,6 +13887,7 @@
   <w:style w:type="table" w:styleId="114">
     <w:name w:val="Colorful Shading Accent 3"/>
     <w:basedOn w:val="32"/>
+    <w:qFormat/>
     <w:uiPriority w:val="71"/>
     <w:pPr>
       <w:spacing w:after="0" w:line="240" w:lineRule="auto"/>
@@ -13998,6 +14016,7 @@
   <w:style w:type="table" w:styleId="115">
     <w:name w:val="Colorful Shading Accent 4"/>
     <w:basedOn w:val="32"/>
+    <w:qFormat/>
     <w:uiPriority w:val="71"/>
     <w:pPr>
       <w:spacing w:after="0" w:line="240" w:lineRule="auto"/>
@@ -14146,6 +14165,7 @@
   <w:style w:type="table" w:styleId="116">
     <w:name w:val="Colorful Shading Accent 5"/>
     <w:basedOn w:val="32"/>
+    <w:qFormat/>
     <w:uiPriority w:val="71"/>
     <w:pPr>
       <w:spacing w:after="0" w:line="240" w:lineRule="auto"/>
@@ -14294,6 +14314,7 @@
   <w:style w:type="table" w:styleId="117">
     <w:name w:val="Colorful Shading Accent 6"/>
     <w:basedOn w:val="32"/>
+    <w:qFormat/>
     <w:uiPriority w:val="71"/>
     <w:pPr>
       <w:spacing w:after="0" w:line="240" w:lineRule="auto"/>
@@ -14442,6 +14463,7 @@
   <w:style w:type="table" w:styleId="118">
     <w:name w:val="Colorful List"/>
     <w:basedOn w:val="32"/>
+    <w:qFormat/>
     <w:uiPriority w:val="72"/>
     <w:pPr>
       <w:spacing w:after="0" w:line="240" w:lineRule="auto"/>
@@ -14626,6 +14648,7 @@
   <w:style w:type="table" w:styleId="120">
     <w:name w:val="Colorful List Accent 2"/>
     <w:basedOn w:val="32"/>
+    <w:qFormat/>
     <w:uiPriority w:val="72"/>
     <w:pPr>
       <w:spacing w:after="0" w:line="240" w:lineRule="auto"/>
@@ -14718,6 +14741,7 @@
   <w:style w:type="table" w:styleId="121">
     <w:name w:val="Colorful List Accent 3"/>
     <w:basedOn w:val="32"/>
+    <w:qFormat/>
     <w:uiPriority w:val="72"/>
     <w:pPr>
       <w:spacing w:after="0" w:line="240" w:lineRule="auto"/>
@@ -14902,6 +14926,7 @@
   <w:style w:type="table" w:styleId="123">
     <w:name w:val="Colorful List Accent 5"/>
     <w:basedOn w:val="32"/>
+    <w:qFormat/>
     <w:uiPriority w:val="72"/>
     <w:pPr>
       <w:spacing w:after="0" w:line="240" w:lineRule="auto"/>
@@ -14994,6 +15019,7 @@
   <w:style w:type="table" w:styleId="124">
     <w:name w:val="Colorful List Accent 6"/>
     <w:basedOn w:val="32"/>
+    <w:qFormat/>
     <w:uiPriority w:val="72"/>
     <w:pPr>
       <w:spacing w:after="0" w:line="240" w:lineRule="auto"/>
@@ -15086,6 +15112,7 @@
   <w:style w:type="table" w:styleId="125">
     <w:name w:val="Colorful Grid"/>
     <w:basedOn w:val="32"/>
+    <w:qFormat/>
     <w:uiPriority w:val="73"/>
     <w:pPr>
       <w:spacing w:after="0" w:line="240" w:lineRule="auto"/>
@@ -15182,6 +15209,7 @@
   <w:style w:type="table" w:styleId="126">
     <w:name w:val="Colorful Grid Accent 1"/>
     <w:basedOn w:val="32"/>
+    <w:qFormat/>
     <w:uiPriority w:val="73"/>
     <w:pPr>
       <w:spacing w:after="0" w:line="240" w:lineRule="auto"/>
@@ -15278,6 +15306,7 @@
   <w:style w:type="table" w:styleId="127">
     <w:name w:val="Colorful Grid Accent 2"/>
     <w:basedOn w:val="32"/>
+    <w:qFormat/>
     <w:uiPriority w:val="73"/>
     <w:pPr>
       <w:spacing w:after="0" w:line="240" w:lineRule="auto"/>
@@ -15471,6 +15500,7 @@
   <w:style w:type="table" w:styleId="129">
     <w:name w:val="Colorful Grid Accent 4"/>
     <w:basedOn w:val="32"/>
+    <w:qFormat/>
     <w:uiPriority w:val="73"/>
     <w:pPr>
       <w:spacing w:after="0" w:line="240" w:lineRule="auto"/>
@@ -15567,6 +15597,7 @@
   <w:style w:type="table" w:styleId="130">
     <w:name w:val="Colorful Grid Accent 5"/>
     <w:basedOn w:val="32"/>
+    <w:qFormat/>
     <w:uiPriority w:val="73"/>
     <w:pPr>
       <w:spacing w:after="0" w:line="240" w:lineRule="auto"/>
@@ -15663,6 +15694,7 @@
   <w:style w:type="table" w:styleId="131">
     <w:name w:val="Colorful Grid Accent 6"/>
     <w:basedOn w:val="32"/>
+    <w:qFormat/>
     <w:uiPriority w:val="73"/>
     <w:pPr>
       <w:spacing w:after="0" w:line="240" w:lineRule="auto"/>
@@ -15780,6 +15812,7 @@
     <w:name w:val="Header Char"/>
     <w:basedOn w:val="132"/>
     <w:link w:val="25"/>
+    <w:qFormat/>
     <w:uiPriority w:val="99"/>
   </w:style>
   <w:style w:type="character" w:customStyle="1" w:styleId="136">
